--- a/pr-preview/pr-226/chapters/defining-terms-tracked-changes.docx
+++ b/pr-preview/pr-226/chapters/defining-terms-tracked-changes.docx
@@ -16,7 +16,7 @@
       </w:pPr>
       <w:del w:id="1" w:author="PR Preview" w:date="2026-01-01T00:00:00Z">
         <w:r>
-          <w:delText xml:space="preserve">Last modified: 2026-10-16 02:56:58 (PDT)</w:delText>
+          <w:delText xml:space="preserve">Last modified: 2026-10-16 03:42:31 (PDT)</w:delText>
         </w:r>
       </w:del>
     </w:p>
@@ -26,7 +26,7 @@
       </w:pPr>
       <w:ins w:id="2" w:author="PR Preview" w:date="2026-01-01T00:00:00Z">
         <w:r>
-          <w:t xml:space="preserve">Last modified: 2026-10-16 02:57:01 (PDT)</w:t>
+          <w:t xml:space="preserve">Last modified: 2026-10-16 03:53:59 (PDT)</w:t>
         </w:r>
       </w:ins>
     </w:p>
@@ -669,16 +669,21 @@
         <w:t xml:space="preserve"> </w:t>
       </w:r>
       <m:oMath>
-        <m:acc>
-          <m:accPr>
-            <m:chr m:val="⃗"/>
-          </m:accPr>
+        <m:limLow>
           <m:e>
             <m:r>
               <m:t>θ</m:t>
             </m:r>
           </m:e>
-        </m:acc>
+          <m:lim>
+            <m:r>
+              <m:rPr>
+                <m:sty m:val="p"/>
+              </m:rPr>
+              <m:t>∼</m:t>
+            </m:r>
+          </m:lim>
+        </m:limLow>
       </m:oMath>
       <w:r>
         <w:t xml:space="preserve"> </w:t>
@@ -696,16 +701,21 @@
         <w:t xml:space="preserve"> </w:t>
       </w:r>
       <m:oMath>
-        <m:acc>
-          <m:accPr>
-            <m:chr m:val="⃗"/>
-          </m:accPr>
+        <m:limLow>
           <m:e>
             <m:r>
               <m:t>θ</m:t>
             </m:r>
           </m:e>
-        </m:acc>
+          <m:lim>
+            <m:r>
+              <m:rPr>
+                <m:sty m:val="p"/>
+              </m:rPr>
+              <m:t>∼</m:t>
+            </m:r>
+          </m:lim>
+        </m:limLow>
       </m:oMath>
       <w:r>
         <w:t xml:space="preserve"> </w:t>
@@ -764,16 +774,21 @@
               <m:chr m:val="̂"/>
             </m:accPr>
             <m:e>
-              <m:acc>
-                <m:accPr>
-                  <m:chr m:val="⃗"/>
-                </m:accPr>
+              <m:limLow>
                 <m:e>
                   <m:r>
                     <m:t>θ</m:t>
                   </m:r>
                 </m:e>
-              </m:acc>
+                <m:lim>
+                  <m:r>
+                    <m:rPr>
+                      <m:sty m:val="p"/>
+                    </m:rPr>
+                    <m:t>∼</m:t>
+                  </m:r>
+                </m:lim>
+              </m:limLow>
             </m:e>
           </m:acc>
           <m:box>
@@ -805,16 +820,21 @@
               </m:r>
             </m:e>
             <m:lim>
-              <m:acc>
-                <m:accPr>
-                  <m:chr m:val="⃗"/>
-                </m:accPr>
+              <m:limLow>
                 <m:e>
                   <m:r>
                     <m:t>θ</m:t>
                   </m:r>
                 </m:e>
-              </m:acc>
+                <m:lim>
+                  <m:r>
+                    <m:rPr>
+                      <m:sty m:val="p"/>
+                    </m:rPr>
+                    <m:t>∼</m:t>
+                  </m:r>
+                </m:lim>
+              </m:limLow>
             </m:lim>
           </m:limLow>
           <m:r>
@@ -830,16 +850,21 @@
             </m:rPr>
             <m:t>(</m:t>
           </m:r>
-          <m:acc>
-            <m:accPr>
-              <m:chr m:val="⃗"/>
-            </m:accPr>
+          <m:limLow>
             <m:e>
               <m:r>
                 <m:t>θ</m:t>
               </m:r>
             </m:e>
-          </m:acc>
+            <m:lim>
+              <m:r>
+                <m:rPr>
+                  <m:sty m:val="p"/>
+                </m:rPr>
+                <m:t>∼</m:t>
+              </m:r>
+            </m:lim>
+          </m:limLow>
           <m:r>
             <m:rPr>
               <m:sty m:val="p"/>
@@ -2199,7 +2224,7 @@
             <w:b/>
             <w:bCs/>
           </w:rPr>
-          <w:delText xml:space="preserve">Link every technical term to its formal definition at its first use in each div:</w:delText>
+          <w:delText xml:space="preserve">Define and link every technical term at its first use in each div:</w:delText>
         </w:r>
       </w:del>
       <w:del w:id="4" w:author="PR Preview" w:date="2026-01-01T00:00:00Z">
@@ -2219,7 +2244,7 @@
       </w:del>
       <w:del w:id="7" w:author="PR Preview" w:date="2026-01-01T00:00:00Z">
         <w:r>
-          <w:delText xml:space="preserve">link a technical term the first time it appears in that div.</w:delText>
+          <w:delText xml:space="preserve">link a technical term to its formal definition the first time it appears in that div.</w:delText>
         </w:r>
       </w:del>
       <w:del w:id="8" w:author="PR Preview" w:date="2026-01-01T00:00:00Z">
@@ -2260,6 +2285,76 @@
       <w:del w:id="15" w:author="PR Preview" w:date="2026-01-01T00:00:00Z">
         <w:r>
           <w:delText xml:space="preserve">Link once per div or passage, not at every mention.</w:delText>
+        </w:r>
+      </w:del>
+      <w:del w:id="16" w:author="PR Preview" w:date="2026-01-01T00:00:00Z">
+        <w:r>
+          <w:delText xml:space="preserve"> </w:delText>
+        </w:r>
+      </w:del>
+      <w:del w:id="17" w:author="PR Preview" w:date="2026-01-01T00:00:00Z">
+        <w:r>
+          <w:delText xml:space="preserve">If the term has no formal definition yet,</w:delText>
+        </w:r>
+      </w:del>
+      <w:del w:id="18" w:author="PR Preview" w:date="2026-01-01T00:00:00Z">
+        <w:r>
+          <w:delText xml:space="preserve"> </w:delText>
+        </w:r>
+      </w:del>
+      <w:del w:id="19" w:author="PR Preview" w:date="2026-01-01T00:00:00Z">
+        <w:r>
+          <w:delText xml:space="preserve">write the definition in its own definition div,</w:delText>
+        </w:r>
+      </w:del>
+      <w:del w:id="20" w:author="PR Preview" w:date="2026-01-01T00:00:00Z">
+        <w:r>
+          <w:delText xml:space="preserve"> </w:delText>
+        </w:r>
+      </w:del>
+      <w:del w:id="21" w:author="PR Preview" w:date="2026-01-01T00:00:00Z">
+        <w:r>
+          <w:delText xml:space="preserve">then link to it.</w:delText>
+        </w:r>
+      </w:del>
+      <w:del w:id="22" w:author="PR Preview" w:date="2026-01-01T00:00:00Z">
+        <w:r>
+          <w:delText xml:space="preserve"> </w:delText>
+        </w:r>
+      </w:del>
+      <w:del w:id="23" w:author="PR Preview" w:date="2026-01-01T00:00:00Z">
+        <w:r>
+          <w:delText xml:space="preserve">In a series of related documents, such as course notes,</w:delText>
+        </w:r>
+      </w:del>
+      <w:del w:id="24" w:author="PR Preview" w:date="2026-01-01T00:00:00Z">
+        <w:r>
+          <w:delText xml:space="preserve"> </w:delText>
+        </w:r>
+      </w:del>
+      <w:del w:id="25" w:author="PR Preview" w:date="2026-01-01T00:00:00Z">
+        <w:r>
+          <w:delText xml:space="preserve">first look for a definition in an earlier document</w:delText>
+        </w:r>
+      </w:del>
+      <w:del w:id="26" w:author="PR Preview" w:date="2026-01-01T00:00:00Z">
+        <w:r>
+          <w:delText xml:space="preserve"> </w:delText>
+        </w:r>
+      </w:del>
+      <w:del w:id="27" w:author="PR Preview" w:date="2026-01-01T00:00:00Z">
+        <w:r>
+          <w:delText xml:space="preserve">and link to it if one exists.</w:delText>
+        </w:r>
+      </w:del>
+      <w:del w:id="28" w:author="PR Preview" w:date="2026-01-01T00:00:00Z">
+        <w:r>
+          <w:delText xml:space="preserve"> </w:delText>
+        </w:r>
+      </w:del>
+      <w:del w:id="29" w:author="PR Preview" w:date="2026-01-01T00:00:00Z">
+        <w:r>
+          <w:delText xml:space="preserve">Otherwise write the definition in the earliest document that needs the term.</w:delText>
         </w:r>
       </w:del>
     </w:p>
@@ -2270,88 +2365,13 @@
           <w:numId w:val="1001"/>
         </w:numPr>
       </w:pPr>
-      <w:ins w:id="16" w:author="PR Preview" w:date="2026-01-01T00:00:00Z">
+      <w:ins w:id="30" w:author="PR Preview" w:date="2026-01-01T00:00:00Z">
         <w:r>
           <w:rPr>
             <w:b/>
             <w:bCs/>
           </w:rPr>
-          <w:t xml:space="preserve">Hyperlink every technical term to its definition at first use in each div or passage:</w:t>
-        </w:r>
-      </w:ins>
-      <w:ins w:id="17" w:author="PR Preview" w:date="2026-01-01T00:00:00Z">
-        <w:r>
-          <w:t xml:space="preserve"> </w:t>
-        </w:r>
-      </w:ins>
-      <w:ins w:id="18" w:author="PR Preview" w:date="2026-01-01T00:00:00Z">
-        <w:r>
-          <w:t xml:space="preserve">A technical term is a term (</w:t>
-        </w:r>
-      </w:ins>
-      <w:hyperlink w:anchor="def-term">
-        <w:ins w:id="19" w:author="PR Preview" w:date="2026-01-01T00:00:00Z">
-          <w:r>
-            <w:rPr>
-              <w:rStyle w:val="Hyperlink"/>
-            </w:rPr>
-            <w:t xml:space="preserve">Definition 1</w:t>
-          </w:r>
-        </w:ins>
-      </w:hyperlink>
-      <w:ins w:id="20" w:author="PR Preview" w:date="2026-01-01T00:00:00Z">
-        <w:r>
-          <w:t xml:space="preserve">) with a specific meaning in the field,</w:t>
-        </w:r>
-      </w:ins>
-      <w:ins w:id="21" w:author="PR Preview" w:date="2026-01-01T00:00:00Z">
-        <w:r>
-          <w:t xml:space="preserve"> </w:t>
-        </w:r>
-      </w:ins>
-      <w:ins w:id="22" w:author="PR Preview" w:date="2026-01-01T00:00:00Z">
-        <w:r>
-          <w:t xml:space="preserve">such as outcome, mean, variance or independent.</w:t>
-        </w:r>
-      </w:ins>
-      <w:ins w:id="23" w:author="PR Preview" w:date="2026-01-01T00:00:00Z">
-        <w:r>
-          <w:t xml:space="preserve"> </w:t>
-        </w:r>
-      </w:ins>
-      <w:ins w:id="24" w:author="PR Preview" w:date="2026-01-01T00:00:00Z">
-        <w:r>
-          <w:t xml:space="preserve">Link each one to its formal definition</w:t>
-        </w:r>
-      </w:ins>
-      <w:ins w:id="25" w:author="PR Preview" w:date="2026-01-01T00:00:00Z">
-        <w:r>
-          <w:t xml:space="preserve"> </w:t>
-        </w:r>
-      </w:ins>
-      <w:ins w:id="26" w:author="PR Preview" w:date="2026-01-01T00:00:00Z">
-        <w:r>
-          <w:t xml:space="preserve">the first time it appears in each div of any kind</w:t>
-        </w:r>
-      </w:ins>
-      <w:ins w:id="27" w:author="PR Preview" w:date="2026-01-01T00:00:00Z">
-        <w:r>
-          <w:t xml:space="preserve"> </w:t>
-        </w:r>
-      </w:ins>
-      <w:ins w:id="28" w:author="PR Preview" w:date="2026-01-01T00:00:00Z">
-        <w:r>
-          <w:t xml:space="preserve">(definition, theorem, example, remark, exercise, solution or callout),</w:t>
-        </w:r>
-      </w:ins>
-      <w:ins w:id="29" w:author="PR Preview" w:date="2026-01-01T00:00:00Z">
-        <w:r>
-          <w:t xml:space="preserve"> </w:t>
-        </w:r>
-      </w:ins>
-      <w:ins w:id="30" w:author="PR Preview" w:date="2026-01-01T00:00:00Z">
-        <w:r>
-          <w:t xml:space="preserve">and the first time it appears in each prose passage outside a div,</w:t>
+          <w:t xml:space="preserve">Define and link every technical term at its first use in each div:</w:t>
         </w:r>
       </w:ins>
       <w:ins w:id="31" w:author="PR Preview" w:date="2026-01-01T00:00:00Z">
@@ -2361,7 +2381,7 @@
       </w:ins>
       <w:ins w:id="32" w:author="PR Preview" w:date="2026-01-01T00:00:00Z">
         <w:r>
-          <w:t xml:space="preserve">where a passage is a run of prose under one heading.</w:t>
+          <w:t xml:space="preserve">Inside a definition, theorem, example or other div,</w:t>
         </w:r>
       </w:ins>
       <w:ins w:id="33" w:author="PR Preview" w:date="2026-01-01T00:00:00Z">
@@ -2371,7 +2391,7 @@
       </w:ins>
       <w:ins w:id="34" w:author="PR Preview" w:date="2026-01-01T00:00:00Z">
         <w:r>
-          <w:t xml:space="preserve">A reader who lands on one block from a cross-reference,</w:t>
+          <w:t xml:space="preserve">link a technical term to its formal definition the first time it appears in that div.</w:t>
         </w:r>
       </w:ins>
       <w:ins w:id="35" w:author="PR Preview" w:date="2026-01-01T00:00:00Z">
@@ -2381,7 +2401,7 @@
       </w:ins>
       <w:ins w:id="36" w:author="PR Preview" w:date="2026-01-01T00:00:00Z">
         <w:r>
-          <w:t xml:space="preserve">or on one section from a search,</w:t>
+          <w:t xml:space="preserve">Outside divs, link it the first time it appears in each prose passage.</w:t>
         </w:r>
       </w:ins>
       <w:ins w:id="37" w:author="PR Preview" w:date="2026-01-01T00:00:00Z">
@@ -2391,7 +2411,7 @@
       </w:ins>
       <w:ins w:id="38" w:author="PR Preview" w:date="2026-01-01T00:00:00Z">
         <w:r>
-          <w:t xml:space="preserve">has not necessarily read the earlier ones,</w:t>
+          <w:t xml:space="preserve">A link in an earlier div does not carry over,</w:t>
         </w:r>
       </w:ins>
       <w:ins w:id="39" w:author="PR Preview" w:date="2026-01-01T00:00:00Z">
@@ -2401,7 +2421,7 @@
       </w:ins>
       <w:ins w:id="40" w:author="PR Preview" w:date="2026-01-01T00:00:00Z">
         <w:r>
-          <w:t xml:space="preserve">so a link in an earlier block does not cover a later one.</w:t>
+          <w:t xml:space="preserve">because readers jump into the middle of a page.</w:t>
         </w:r>
       </w:ins>
       <w:ins w:id="41" w:author="PR Preview" w:date="2026-01-01T00:00:00Z">
@@ -2411,7 +2431,7 @@
       </w:ins>
       <w:ins w:id="42" w:author="PR Preview" w:date="2026-01-01T00:00:00Z">
         <w:r>
-          <w:t xml:space="preserve">Later uses within the same div or passage need no link.</w:t>
+          <w:t xml:space="preserve">Link once per div or passage, not at every mention.</w:t>
         </w:r>
       </w:ins>
       <w:ins w:id="43" w:author="PR Preview" w:date="2026-01-01T00:00:00Z">
@@ -2421,7 +2441,7 @@
       </w:ins>
       <w:ins w:id="44" w:author="PR Preview" w:date="2026-01-01T00:00:00Z">
         <w:r>
-          <w:t xml:space="preserve">Link to the document’s own definition,</w:t>
+          <w:t xml:space="preserve">If the term has no formal definition yet,</w:t>
         </w:r>
       </w:ins>
       <w:ins w:id="45" w:author="PR Preview" w:date="2026-01-01T00:00:00Z">
@@ -2431,7 +2451,7 @@
       </w:ins>
       <w:ins w:id="46" w:author="PR Preview" w:date="2026-01-01T00:00:00Z">
         <w:r>
-          <w:t xml:space="preserve">or, when a prerequisite site already defines the term, to that definition;</w:t>
+          <w:t xml:space="preserve">write the definition in its own definition div,</w:t>
         </w:r>
       </w:ins>
       <w:ins w:id="47" w:author="PR Preview" w:date="2026-01-01T00:00:00Z">
@@ -2441,7 +2461,7 @@
       </w:ins>
       <w:ins w:id="48" w:author="PR Preview" w:date="2026-01-01T00:00:00Z">
         <w:r>
-          <w:t xml:space="preserve">write a new</w:t>
+          <w:t xml:space="preserve">then link to it.</w:t>
         </w:r>
       </w:ins>
       <w:ins w:id="49" w:author="PR Preview" w:date="2026-01-01T00:00:00Z">
@@ -2451,10 +2471,7 @@
       </w:ins>
       <w:ins w:id="50" w:author="PR Preview" w:date="2026-01-01T00:00:00Z">
         <w:r>
-          <w:rPr>
-            <w:rStyle w:val="VerbatimChar"/>
-          </w:rPr>
-          <w:t xml:space="preserve">#def-</w:t>
+          <w:t xml:space="preserve">In a series of related documents, such as course notes,</w:t>
         </w:r>
       </w:ins>
       <w:ins w:id="51" w:author="PR Preview" w:date="2026-01-01T00:00:00Z">
@@ -2464,7 +2481,7 @@
       </w:ins>
       <w:ins w:id="52" w:author="PR Preview" w:date="2026-01-01T00:00:00Z">
         <w:r>
-          <w:t xml:space="preserve">div only when neither exists.</w:t>
+          <w:t xml:space="preserve">first look for a definition in an earlier document</w:t>
         </w:r>
       </w:ins>
       <w:ins w:id="53" w:author="PR Preview" w:date="2026-01-01T00:00:00Z">
@@ -2474,7 +2491,7 @@
       </w:ins>
       <w:ins w:id="54" w:author="PR Preview" w:date="2026-01-01T00:00:00Z">
         <w:r>
-          <w:t xml:space="preserve">A term with nothing to link to is a gap in the document,</w:t>
+          <w:t xml:space="preserve">and link to it if one exists.</w:t>
         </w:r>
       </w:ins>
       <w:ins w:id="55" w:author="PR Preview" w:date="2026-01-01T00:00:00Z">
@@ -2484,7 +2501,7 @@
       </w:ins>
       <w:ins w:id="56" w:author="PR Preview" w:date="2026-01-01T00:00:00Z">
         <w:r>
-          <w:t xml:space="preserve">not a reason to skip the link.</w:t>
+          <w:t xml:space="preserve">Otherwise write the definition in the earliest document that needs the term.</w:t>
         </w:r>
       </w:ins>
       <w:ins w:id="57" w:author="PR Preview" w:date="2026-01-01T00:00:00Z">
@@ -2494,7 +2511,7 @@
       </w:ins>
       <w:ins w:id="58" w:author="PR Preview" w:date="2026-01-01T00:00:00Z">
         <w:r>
-          <w:t xml:space="preserve">For example, if a div defines noise as the outcome minus the</w:t>
+          <w:t xml:space="preserve">A passage is the prose between one heading and the next,</w:t>
         </w:r>
       </w:ins>
       <w:ins w:id="59" w:author="PR Preview" w:date="2026-01-01T00:00:00Z">
@@ -2504,30 +2521,50 @@
       </w:ins>
       <w:ins w:id="60" w:author="PR Preview" w:date="2026-01-01T00:00:00Z">
         <w:r>
-          <w:t xml:space="preserve">“true function”</w:t>
+          <w:t xml:space="preserve">and a div interrupts a passage without ending it.</w:t>
         </w:r>
       </w:ins>
       <w:ins w:id="61" w:author="PR Preview" w:date="2026-01-01T00:00:00Z">
         <w:r>
-          <w:t xml:space="preserve">,</w:t>
+          <w:t xml:space="preserve"> </w:t>
         </w:r>
       </w:ins>
       <w:ins w:id="62" w:author="PR Preview" w:date="2026-01-01T00:00:00Z">
         <w:r>
-          <w:t xml:space="preserve"> </w:t>
+          <w:t xml:space="preserve">For example, if a div defines noise as the outcome minus the</w:t>
         </w:r>
       </w:ins>
       <w:ins w:id="63" w:author="PR Preview" w:date="2026-01-01T00:00:00Z">
         <w:r>
-          <w:t xml:space="preserve">link the term as</w:t>
+          <w:t xml:space="preserve"> </w:t>
         </w:r>
       </w:ins>
       <w:ins w:id="64" w:author="PR Preview" w:date="2026-01-01T00:00:00Z">
         <w:r>
-          <w:t xml:space="preserve"> </w:t>
+          <w:t xml:space="preserve">“true function”</w:t>
         </w:r>
       </w:ins>
       <w:ins w:id="65" w:author="PR Preview" w:date="2026-01-01T00:00:00Z">
+        <w:r>
+          <w:t xml:space="preserve">,</w:t>
+        </w:r>
+      </w:ins>
+      <w:ins w:id="66" w:author="PR Preview" w:date="2026-01-01T00:00:00Z">
+        <w:r>
+          <w:t xml:space="preserve"> </w:t>
+        </w:r>
+      </w:ins>
+      <w:ins w:id="67" w:author="PR Preview" w:date="2026-01-01T00:00:00Z">
+        <w:r>
+          <w:t xml:space="preserve">link the term as</w:t>
+        </w:r>
+      </w:ins>
+      <w:ins w:id="68" w:author="PR Preview" w:date="2026-01-01T00:00:00Z">
+        <w:r>
+          <w:t xml:space="preserve"> </w:t>
+        </w:r>
+      </w:ins>
+      <w:ins w:id="69" w:author="PR Preview" w:date="2026-01-01T00:00:00Z">
         <w:r>
           <w:rPr>
             <w:rStyle w:val="VerbatimChar"/>
@@ -2535,29 +2572,9 @@
           <w:t xml:space="preserve">[true function](#def-true-function)</w:t>
         </w:r>
       </w:ins>
-      <w:ins w:id="66" w:author="PR Preview" w:date="2026-01-01T00:00:00Z">
+      <w:ins w:id="70" w:author="PR Preview" w:date="2026-01-01T00:00:00Z">
         <w:r>
           <w:t xml:space="preserve">,</w:t>
-        </w:r>
-      </w:ins>
-      <w:ins w:id="67" w:author="PR Preview" w:date="2026-01-01T00:00:00Z">
-        <w:r>
-          <w:t xml:space="preserve"> </w:t>
-        </w:r>
-      </w:ins>
-      <w:ins w:id="68" w:author="PR Preview" w:date="2026-01-01T00:00:00Z">
-        <w:r>
-          <w:t xml:space="preserve">and make sure that definition exists.</w:t>
-        </w:r>
-      </w:ins>
-      <w:ins w:id="69" w:author="PR Preview" w:date="2026-01-01T00:00:00Z">
-        <w:r>
-          <w:t xml:space="preserve"> </w:t>
-        </w:r>
-      </w:ins>
-      <w:ins w:id="70" w:author="PR Preview" w:date="2026-01-01T00:00:00Z">
-        <w:r>
-          <w:t xml:space="preserve">The same div should also link outcome, input, mean, variance and independent</w:t>
         </w:r>
       </w:ins>
       <w:ins w:id="71" w:author="PR Preview" w:date="2026-01-01T00:00:00Z">
@@ -2567,7 +2584,7 @@
       </w:ins>
       <w:ins w:id="72" w:author="PR Preview" w:date="2026-01-01T00:00:00Z">
         <w:r>
-          <w:t xml:space="preserve">at their first use in that div.</w:t>
+          <w:t xml:space="preserve">and write</w:t>
         </w:r>
       </w:ins>
       <w:ins w:id="73" w:author="PR Preview" w:date="2026-01-01T00:00:00Z">
@@ -2577,7 +2594,10 @@
       </w:ins>
       <w:ins w:id="74" w:author="PR Preview" w:date="2026-01-01T00:00:00Z">
         <w:r>
-          <w:t xml:space="preserve">A counterexample: a link to</w:t>
+          <w:rPr>
+            <w:rStyle w:val="VerbatimChar"/>
+          </w:rPr>
+          <w:t xml:space="preserve">#def-true-function</w:t>
         </w:r>
       </w:ins>
       <w:ins w:id="75" w:author="PR Preview" w:date="2026-01-01T00:00:00Z">
@@ -2587,7 +2607,7 @@
       </w:ins>
       <w:ins w:id="76" w:author="PR Preview" w:date="2026-01-01T00:00:00Z">
         <w:r>
-          <w:t xml:space="preserve">“mean”</w:t>
+          <w:t xml:space="preserve">first if the document lacks it.</w:t>
         </w:r>
       </w:ins>
       <w:ins w:id="77" w:author="PR Preview" w:date="2026-01-01T00:00:00Z">
@@ -2597,7 +2617,7 @@
       </w:ins>
       <w:ins w:id="78" w:author="PR Preview" w:date="2026-01-01T00:00:00Z">
         <w:r>
-          <w:t xml:space="preserve">in the definition of noise</w:t>
+          <w:t xml:space="preserve">A counterexample: the definition of noise links</w:t>
         </w:r>
       </w:ins>
       <w:ins w:id="79" w:author="PR Preview" w:date="2026-01-01T00:00:00Z">
@@ -2607,37 +2627,77 @@
       </w:ins>
       <w:ins w:id="80" w:author="PR Preview" w:date="2026-01-01T00:00:00Z">
         <w:r>
-          <w:t xml:space="preserve">does not cover the example block that follows it,</w:t>
+          <w:t xml:space="preserve">“mean”</w:t>
         </w:r>
       </w:ins>
       <w:ins w:id="81" w:author="PR Preview" w:date="2026-01-01T00:00:00Z">
         <w:r>
-          <w:t xml:space="preserve"> </w:t>
+          <w:t xml:space="preserve">.</w:t>
         </w:r>
       </w:ins>
       <w:ins w:id="82" w:author="PR Preview" w:date="2026-01-01T00:00:00Z">
         <w:r>
-          <w:t xml:space="preserve">which links</w:t>
+          <w:t xml:space="preserve"> </w:t>
         </w:r>
       </w:ins>
       <w:ins w:id="83" w:author="PR Preview" w:date="2026-01-01T00:00:00Z">
         <w:r>
-          <w:t xml:space="preserve"> </w:t>
+          <w:t xml:space="preserve">The example block after it also uses</w:t>
         </w:r>
       </w:ins>
       <w:ins w:id="84" w:author="PR Preview" w:date="2026-01-01T00:00:00Z">
         <w:r>
-          <w:t xml:space="preserve">“mean”</w:t>
+          <w:t xml:space="preserve"> </w:t>
         </w:r>
       </w:ins>
       <w:ins w:id="85" w:author="PR Preview" w:date="2026-01-01T00:00:00Z">
         <w:r>
-          <w:t xml:space="preserve"> </w:t>
+          <w:t xml:space="preserve">“mean”</w:t>
         </w:r>
       </w:ins>
       <w:ins w:id="86" w:author="PR Preview" w:date="2026-01-01T00:00:00Z">
         <w:r>
-          <w:t xml:space="preserve">again at its own first use.</w:t>
+          <w:t xml:space="preserve">,</w:t>
+        </w:r>
+      </w:ins>
+      <w:ins w:id="87" w:author="PR Preview" w:date="2026-01-01T00:00:00Z">
+        <w:r>
+          <w:t xml:space="preserve"> </w:t>
+        </w:r>
+      </w:ins>
+      <w:ins w:id="88" w:author="PR Preview" w:date="2026-01-01T00:00:00Z">
+        <w:r>
+          <w:t xml:space="preserve">but without a link, wrongly assuming the earlier link carries over.</w:t>
+        </w:r>
+      </w:ins>
+      <w:ins w:id="89" w:author="PR Preview" w:date="2026-01-01T00:00:00Z">
+        <w:r>
+          <w:t xml:space="preserve"> </w:t>
+        </w:r>
+      </w:ins>
+      <w:ins w:id="90" w:author="PR Preview" w:date="2026-01-01T00:00:00Z">
+        <w:r>
+          <w:t xml:space="preserve">The example block should link</w:t>
+        </w:r>
+      </w:ins>
+      <w:ins w:id="91" w:author="PR Preview" w:date="2026-01-01T00:00:00Z">
+        <w:r>
+          <w:t xml:space="preserve"> </w:t>
+        </w:r>
+      </w:ins>
+      <w:ins w:id="92" w:author="PR Preview" w:date="2026-01-01T00:00:00Z">
+        <w:r>
+          <w:t xml:space="preserve">“mean”</w:t>
+        </w:r>
+      </w:ins>
+      <w:ins w:id="93" w:author="PR Preview" w:date="2026-01-01T00:00:00Z">
+        <w:r>
+          <w:t xml:space="preserve"> </w:t>
+        </w:r>
+      </w:ins>
+      <w:ins w:id="94" w:author="PR Preview" w:date="2026-01-01T00:00:00Z">
+        <w:r>
+          <w:t xml:space="preserve">at its own first use.</w:t>
         </w:r>
       </w:ins>
     </w:p>
@@ -4092,6 +4152,222 @@
       </w:r>
       <w:r>
         <w:t xml:space="preserve">is one test set’s estimate of it.</w:t>
+      </w:r>
+    </w:p>
+    <w:p>
+      <w:pPr>
+        <w:numPr>
+          <w:ilvl w:val="0"/>
+          <w:numId w:val="1001"/>
+        </w:numPr>
+      </w:pPr>
+      <w:r>
+        <w:rPr>
+          <w:b/>
+          <w:bCs/>
+        </w:rPr>
+        <w:t xml:space="preserve">Name the target of every estimator and predictor:</w:t>
+      </w:r>
+      <w:r>
+        <w:t xml:space="preserve"> </w:t>
+      </w:r>
+      <w:r>
+        <w:t xml:space="preserve">Every estimator has one target estimand, and the definition says which.</w:t>
+      </w:r>
+      <w:r>
+        <w:t xml:space="preserve"> </w:t>
+      </w:r>
+      <w:r>
+        <w:t xml:space="preserve">A prediction is not an estimator of a mean.</w:t>
+      </w:r>
+      <w:r>
+        <w:t xml:space="preserve"> </w:t>
+      </w:r>
+      <w:r>
+        <w:t xml:space="preserve">Its estimand is the observed outcome value of a new data point,</w:t>
+      </w:r>
+      <w:r>
+        <w:t xml:space="preserve"> </w:t>
+      </w:r>
+      <w:r>
+        <w:t xml:space="preserve">not the population mean of that outcome.</w:t>
+      </w:r>
+      <w:r>
+        <w:t xml:space="preserve"> </w:t>
+      </w:r>
+      <w:r>
+        <w:t xml:space="preserve">For example, the fitted model at</w:t>
+      </w:r>
+      <w:r>
+        <w:t xml:space="preserve"> </w:t>
+      </w:r>
+      <m:oMath>
+        <m:r>
+          <m:t>x</m:t>
+        </m:r>
+      </m:oMath>
+      <w:r>
+        <w:t xml:space="preserve"> </w:t>
+      </w:r>
+      <w:r>
+        <w:t xml:space="preserve">is an estimator of the mean function value</w:t>
+      </w:r>
+      <w:r>
+        <w:t xml:space="preserve"> </w:t>
+      </w:r>
+      <m:oMath>
+        <m:r>
+          <m:t>μ</m:t>
+        </m:r>
+        <m:r>
+          <m:rPr>
+            <m:sty m:val="p"/>
+          </m:rPr>
+          <m:t>(</m:t>
+        </m:r>
+        <m:r>
+          <m:t>x</m:t>
+        </m:r>
+        <m:r>
+          <m:rPr>
+            <m:sty m:val="p"/>
+          </m:rPr>
+          <m:t>)</m:t>
+        </m:r>
+      </m:oMath>
+      <w:r>
+        <w:t xml:space="preserve">,</w:t>
+      </w:r>
+      <w:r>
+        <w:t xml:space="preserve"> </w:t>
+      </w:r>
+      <w:r>
+        <w:t xml:space="preserve">so its bias is measured against that mean,</w:t>
+      </w:r>
+      <w:r>
+        <w:t xml:space="preserve"> </w:t>
+      </w:r>
+      <w:r>
+        <w:t xml:space="preserve">while the prediction at</w:t>
+      </w:r>
+      <w:r>
+        <w:t xml:space="preserve"> </w:t>
+      </w:r>
+      <m:oMath>
+        <m:r>
+          <m:t>x</m:t>
+        </m:r>
+      </m:oMath>
+      <w:r>
+        <w:t xml:space="preserve"> </w:t>
+      </w:r>
+      <w:r>
+        <w:t xml:space="preserve">has the new outcome</w:t>
+      </w:r>
+      <w:r>
+        <w:t xml:space="preserve"> </w:t>
+      </w:r>
+      <m:oMath>
+        <m:sSub>
+          <m:e>
+            <m:r>
+              <m:t>Y</m:t>
+            </m:r>
+          </m:e>
+          <m:sub>
+            <m:r>
+              <m:rPr>
+                <m:sty m:val="p"/>
+              </m:rPr>
+              <m:t>*</m:t>
+            </m:r>
+          </m:sub>
+        </m:sSub>
+      </m:oMath>
+      <w:r>
+        <w:t xml:space="preserve"> </w:t>
+      </w:r>
+      <w:r>
+        <w:t xml:space="preserve">as its estimand,</w:t>
+      </w:r>
+      <w:r>
+        <w:t xml:space="preserve"> </w:t>
+      </w:r>
+      <w:r>
+        <w:t xml:space="preserve">so its prediction error is measured against</w:t>
+      </w:r>
+      <w:r>
+        <w:t xml:space="preserve"> </w:t>
+      </w:r>
+      <m:oMath>
+        <m:sSub>
+          <m:e>
+            <m:r>
+              <m:t>Y</m:t>
+            </m:r>
+          </m:e>
+          <m:sub>
+            <m:r>
+              <m:rPr>
+                <m:sty m:val="p"/>
+              </m:rPr>
+              <m:t>*</m:t>
+            </m:r>
+          </m:sub>
+        </m:sSub>
+      </m:oMath>
+      <w:r>
+        <w:t xml:space="preserve">.</w:t>
+      </w:r>
+      <w:r>
+        <w:t xml:space="preserve"> </w:t>
+      </w:r>
+      <w:r>
+        <w:t xml:space="preserve">Write</w:t>
+      </w:r>
+      <w:r>
+        <w:t xml:space="preserve"> </w:t>
+      </w:r>
+      <w:r>
+        <w:t xml:space="preserve">“the fitted model at</w:t>
+      </w:r>
+      <w:r>
+        <w:t xml:space="preserve"> </w:t>
+      </w:r>
+      <m:oMath>
+        <m:r>
+          <m:t>x</m:t>
+        </m:r>
+      </m:oMath>
+      <w:r>
+        <w:t xml:space="preserve"> </w:t>
+      </w:r>
+      <w:r>
+        <w:t xml:space="preserve">as an estimator of the mean function value”</w:t>
+      </w:r>
+      <w:r>
+        <w:t xml:space="preserve">,</w:t>
+      </w:r>
+      <w:r>
+        <w:t xml:space="preserve"> </w:t>
+      </w:r>
+      <w:r>
+        <w:t xml:space="preserve">or</w:t>
+      </w:r>
+      <w:r>
+        <w:t xml:space="preserve"> </w:t>
+      </w:r>
+      <w:r>
+        <w:t xml:space="preserve">“the prediction of the new outcome”</w:t>
+      </w:r>
+      <w:r>
+        <w:t xml:space="preserve">,</w:t>
+      </w:r>
+      <w:r>
+        <w:t xml:space="preserve"> </w:t>
+      </w:r>
+      <w:r>
+        <w:t xml:space="preserve">and never leave the target implicit.</w:t>
       </w:r>
     </w:p>
     <w:bookmarkEnd w:id="17"/>

--- a/pr-preview/pr-226/chapters/defining-terms-tracked-changes.docx
+++ b/pr-preview/pr-226/chapters/defining-terms-tracked-changes.docx
@@ -26,7 +26,7 @@
       </w:pPr>
       <w:ins w:id="2" w:author="PR Preview" w:date="2026-01-01T00:00:00Z">
         <w:r>
-          <w:t xml:space="preserve">Last modified: 2026-10-16 03:53:59 (PDT)</w:t>
+          <w:t xml:space="preserve">Last modified: 2026-10-16 04:07:14 (PDT)</w:t>
         </w:r>
       </w:ins>
     </w:p>
@@ -2511,7 +2511,7 @@
       </w:ins>
       <w:ins w:id="58" w:author="PR Preview" w:date="2026-01-01T00:00:00Z">
         <w:r>
-          <w:t xml:space="preserve">A passage is the prose between one heading and the next,</w:t>
+          <w:t xml:space="preserve">A passage is the prose outside divs between one heading and the next,</w:t>
         </w:r>
       </w:ins>
       <w:ins w:id="59" w:author="PR Preview" w:date="2026-01-01T00:00:00Z">
@@ -2521,7 +2521,7 @@
       </w:ins>
       <w:ins w:id="60" w:author="PR Preview" w:date="2026-01-01T00:00:00Z">
         <w:r>
-          <w:t xml:space="preserve">and a div interrupts a passage without ending it.</w:t>
+          <w:t xml:space="preserve">and each div counts separately from the passage around it</w:t>
         </w:r>
       </w:ins>
       <w:ins w:id="61" w:author="PR Preview" w:date="2026-01-01T00:00:00Z">
@@ -2531,7 +2531,7 @@
       </w:ins>
       <w:ins w:id="62" w:author="PR Preview" w:date="2026-01-01T00:00:00Z">
         <w:r>
-          <w:t xml:space="preserve">For example, if a div defines noise as the outcome minus the</w:t>
+          <w:t xml:space="preserve">and from every other div.</w:t>
         </w:r>
       </w:ins>
       <w:ins w:id="63" w:author="PR Preview" w:date="2026-01-01T00:00:00Z">
@@ -2541,22 +2541,22 @@
       </w:ins>
       <w:ins w:id="64" w:author="PR Preview" w:date="2026-01-01T00:00:00Z">
         <w:r>
-          <w:t xml:space="preserve">“true function”</w:t>
+          <w:t xml:space="preserve">For example, if a div defines noise as the outcome minus the</w:t>
         </w:r>
       </w:ins>
       <w:ins w:id="65" w:author="PR Preview" w:date="2026-01-01T00:00:00Z">
         <w:r>
-          <w:t xml:space="preserve">,</w:t>
+          <w:t xml:space="preserve"> </w:t>
         </w:r>
       </w:ins>
       <w:ins w:id="66" w:author="PR Preview" w:date="2026-01-01T00:00:00Z">
         <w:r>
-          <w:t xml:space="preserve"> </w:t>
+          <w:t xml:space="preserve">“true function”</w:t>
         </w:r>
       </w:ins>
       <w:ins w:id="67" w:author="PR Preview" w:date="2026-01-01T00:00:00Z">
         <w:r>
-          <w:t xml:space="preserve">link the term as</w:t>
+          <w:t xml:space="preserve">,</w:t>
         </w:r>
       </w:ins>
       <w:ins w:id="68" w:author="PR Preview" w:date="2026-01-01T00:00:00Z">
@@ -2566,25 +2566,25 @@
       </w:ins>
       <w:ins w:id="69" w:author="PR Preview" w:date="2026-01-01T00:00:00Z">
         <w:r>
+          <w:t xml:space="preserve">link the term as</w:t>
+        </w:r>
+      </w:ins>
+      <w:ins w:id="70" w:author="PR Preview" w:date="2026-01-01T00:00:00Z">
+        <w:r>
+          <w:t xml:space="preserve"> </w:t>
+        </w:r>
+      </w:ins>
+      <w:ins w:id="71" w:author="PR Preview" w:date="2026-01-01T00:00:00Z">
+        <w:r>
           <w:rPr>
             <w:rStyle w:val="VerbatimChar"/>
           </w:rPr>
           <w:t xml:space="preserve">[true function](#def-true-function)</w:t>
         </w:r>
       </w:ins>
-      <w:ins w:id="70" w:author="PR Preview" w:date="2026-01-01T00:00:00Z">
+      <w:ins w:id="72" w:author="PR Preview" w:date="2026-01-01T00:00:00Z">
         <w:r>
           <w:t xml:space="preserve">,</w:t>
-        </w:r>
-      </w:ins>
-      <w:ins w:id="71" w:author="PR Preview" w:date="2026-01-01T00:00:00Z">
-        <w:r>
-          <w:t xml:space="preserve"> </w:t>
-        </w:r>
-      </w:ins>
-      <w:ins w:id="72" w:author="PR Preview" w:date="2026-01-01T00:00:00Z">
-        <w:r>
-          <w:t xml:space="preserve">and write</w:t>
         </w:r>
       </w:ins>
       <w:ins w:id="73" w:author="PR Preview" w:date="2026-01-01T00:00:00Z">
@@ -2594,10 +2594,7 @@
       </w:ins>
       <w:ins w:id="74" w:author="PR Preview" w:date="2026-01-01T00:00:00Z">
         <w:r>
-          <w:rPr>
-            <w:rStyle w:val="VerbatimChar"/>
-          </w:rPr>
-          <w:t xml:space="preserve">#def-true-function</w:t>
+          <w:t xml:space="preserve">and first add a definition div with that ID if the document lacks one.</w:t>
         </w:r>
       </w:ins>
       <w:ins w:id="75" w:author="PR Preview" w:date="2026-01-01T00:00:00Z">
@@ -2607,7 +2604,7 @@
       </w:ins>
       <w:ins w:id="76" w:author="PR Preview" w:date="2026-01-01T00:00:00Z">
         <w:r>
-          <w:t xml:space="preserve">first if the document lacks it.</w:t>
+          <w:t xml:space="preserve">A counterexample: the definition of noise links</w:t>
         </w:r>
       </w:ins>
       <w:ins w:id="77" w:author="PR Preview" w:date="2026-01-01T00:00:00Z">
@@ -2617,22 +2614,22 @@
       </w:ins>
       <w:ins w:id="78" w:author="PR Preview" w:date="2026-01-01T00:00:00Z">
         <w:r>
-          <w:t xml:space="preserve">A counterexample: the definition of noise links</w:t>
+          <w:t xml:space="preserve">“mean”</w:t>
         </w:r>
       </w:ins>
       <w:ins w:id="79" w:author="PR Preview" w:date="2026-01-01T00:00:00Z">
         <w:r>
-          <w:t xml:space="preserve"> </w:t>
+          <w:t xml:space="preserve">.</w:t>
         </w:r>
       </w:ins>
       <w:ins w:id="80" w:author="PR Preview" w:date="2026-01-01T00:00:00Z">
         <w:r>
-          <w:t xml:space="preserve">“mean”</w:t>
+          <w:t xml:space="preserve"> </w:t>
         </w:r>
       </w:ins>
       <w:ins w:id="81" w:author="PR Preview" w:date="2026-01-01T00:00:00Z">
         <w:r>
-          <w:t xml:space="preserve">.</w:t>
+          <w:t xml:space="preserve">The example block after it also uses</w:t>
         </w:r>
       </w:ins>
       <w:ins w:id="82" w:author="PR Preview" w:date="2026-01-01T00:00:00Z">
@@ -2642,22 +2639,22 @@
       </w:ins>
       <w:ins w:id="83" w:author="PR Preview" w:date="2026-01-01T00:00:00Z">
         <w:r>
-          <w:t xml:space="preserve">The example block after it also uses</w:t>
+          <w:t xml:space="preserve">“mean”</w:t>
         </w:r>
       </w:ins>
       <w:ins w:id="84" w:author="PR Preview" w:date="2026-01-01T00:00:00Z">
         <w:r>
-          <w:t xml:space="preserve"> </w:t>
+          <w:t xml:space="preserve">,</w:t>
         </w:r>
       </w:ins>
       <w:ins w:id="85" w:author="PR Preview" w:date="2026-01-01T00:00:00Z">
         <w:r>
-          <w:t xml:space="preserve">“mean”</w:t>
+          <w:t xml:space="preserve"> </w:t>
         </w:r>
       </w:ins>
       <w:ins w:id="86" w:author="PR Preview" w:date="2026-01-01T00:00:00Z">
         <w:r>
-          <w:t xml:space="preserve">,</w:t>
+          <w:t xml:space="preserve">but without a link, wrongly assuming the earlier link carries over.</w:t>
         </w:r>
       </w:ins>
       <w:ins w:id="87" w:author="PR Preview" w:date="2026-01-01T00:00:00Z">
@@ -2667,7 +2664,7 @@
       </w:ins>
       <w:ins w:id="88" w:author="PR Preview" w:date="2026-01-01T00:00:00Z">
         <w:r>
-          <w:t xml:space="preserve">but without a link, wrongly assuming the earlier link carries over.</w:t>
+          <w:t xml:space="preserve">The example block should link</w:t>
         </w:r>
       </w:ins>
       <w:ins w:id="89" w:author="PR Preview" w:date="2026-01-01T00:00:00Z">
@@ -2677,7 +2674,7 @@
       </w:ins>
       <w:ins w:id="90" w:author="PR Preview" w:date="2026-01-01T00:00:00Z">
         <w:r>
-          <w:t xml:space="preserve">The example block should link</w:t>
+          <w:t xml:space="preserve">“mean”</w:t>
         </w:r>
       </w:ins>
       <w:ins w:id="91" w:author="PR Preview" w:date="2026-01-01T00:00:00Z">
@@ -2686,16 +2683,6 @@
         </w:r>
       </w:ins>
       <w:ins w:id="92" w:author="PR Preview" w:date="2026-01-01T00:00:00Z">
-        <w:r>
-          <w:t xml:space="preserve">“mean”</w:t>
-        </w:r>
-      </w:ins>
-      <w:ins w:id="93" w:author="PR Preview" w:date="2026-01-01T00:00:00Z">
-        <w:r>
-          <w:t xml:space="preserve"> </w:t>
-        </w:r>
-      </w:ins>
-      <w:ins w:id="94" w:author="PR Preview" w:date="2026-01-01T00:00:00Z">
         <w:r>
           <w:t xml:space="preserve">at its own first use.</w:t>
         </w:r>

--- a/pr-preview/pr-226/chapters/defining-terms-tracked-changes.docx
+++ b/pr-preview/pr-226/chapters/defining-terms-tracked-changes.docx
@@ -16,7 +16,7 @@
       </w:pPr>
       <w:del w:id="1" w:author="PR Preview" w:date="2026-01-01T00:00:00Z">
         <w:r>
-          <w:delText xml:space="preserve">Last modified: 2026-10-16 03:42:31 (PDT)</w:delText>
+          <w:delText xml:space="preserve">Last modified: 2026-10-16 04:14:45 (PDT)</w:delText>
         </w:r>
       </w:del>
     </w:p>
@@ -26,7 +26,7 @@
       </w:pPr>
       <w:ins w:id="2" w:author="PR Preview" w:date="2026-01-01T00:00:00Z">
         <w:r>
-          <w:t xml:space="preserve">Last modified: 2026-10-16 04:07:14 (PDT)</w:t>
+          <w:t xml:space="preserve">Last modified: 2026-10-16 04:17:41 (PDT)</w:t>
         </w:r>
       </w:ins>
     </w:p>

--- a/pr-preview/pr-226/chapters/defining-terms-tracked-changes.docx
+++ b/pr-preview/pr-226/chapters/defining-terms-tracked-changes.docx
@@ -16,7 +16,7 @@
       </w:pPr>
       <w:del w:id="1" w:author="PR Preview" w:date="2026-01-01T00:00:00Z">
         <w:r>
-          <w:delText xml:space="preserve">Last modified: 2026-10-16 04:14:45 (PDT)</w:delText>
+          <w:delText xml:space="preserve">Last modified: 2026-10-16 04:37:11 (PDT)</w:delText>
         </w:r>
       </w:del>
     </w:p>
@@ -26,7 +26,7 @@
       </w:pPr>
       <w:ins w:id="2" w:author="PR Preview" w:date="2026-01-01T00:00:00Z">
         <w:r>
-          <w:t xml:space="preserve">Last modified: 2026-10-16 04:17:41 (PDT)</w:t>
+          <w:t xml:space="preserve">Last modified: 2026-10-16 04:45:33 (PDT)</w:t>
         </w:r>
       </w:ins>
     </w:p>

--- a/pr-preview/pr-226/chapters/defining-terms-tracked-changes.docx
+++ b/pr-preview/pr-226/chapters/defining-terms-tracked-changes.docx
@@ -16,7 +16,7 @@
       </w:pPr>
       <w:del w:id="1" w:author="PR Preview" w:date="2026-01-01T00:00:00Z">
         <w:r>
-          <w:delText xml:space="preserve">Last modified: 2026-10-16 04:37:11 (PDT)</w:delText>
+          <w:delText xml:space="preserve">Last modified: 2026-10-16 04:52:23 (PDT)</w:delText>
         </w:r>
       </w:del>
     </w:p>
@@ -26,7 +26,7 @@
       </w:pPr>
       <w:ins w:id="2" w:author="PR Preview" w:date="2026-01-01T00:00:00Z">
         <w:r>
-          <w:t xml:space="preserve">Last modified: 2026-10-16 04:45:33 (PDT)</w:t>
+          <w:t xml:space="preserve">Last modified: 2026-10-16 04:53:15 (PDT)</w:t>
         </w:r>
       </w:ins>
     </w:p>

--- a/pr-preview/pr-226/chapters/defining-terms-tracked-changes.docx
+++ b/pr-preview/pr-226/chapters/defining-terms-tracked-changes.docx
@@ -16,7 +16,7 @@
       </w:pPr>
       <w:del w:id="1" w:author="PR Preview" w:date="2026-01-01T00:00:00Z">
         <w:r>
-          <w:delText xml:space="preserve">Last modified: 2026-10-16 04:52:23 (PDT)</w:delText>
+          <w:delText xml:space="preserve">Last modified: 2026-10-16 04:57:30 (PDT)</w:delText>
         </w:r>
       </w:del>
     </w:p>
@@ -26,7 +26,7 @@
       </w:pPr>
       <w:ins w:id="2" w:author="PR Preview" w:date="2026-01-01T00:00:00Z">
         <w:r>
-          <w:t xml:space="preserve">Last modified: 2026-10-16 04:53:15 (PDT)</w:t>
+          <w:t xml:space="preserve">Last modified: 2026-10-16 05:00:23 (PDT)</w:t>
         </w:r>
       </w:ins>
     </w:p>
@@ -4355,6 +4355,385 @@
       </w:r>
       <w:r>
         <w:t xml:space="preserve">and never leave the target implicit.</w:t>
+      </w:r>
+    </w:p>
+    <w:p>
+      <w:pPr>
+        <w:numPr>
+          <w:ilvl w:val="0"/>
+          <w:numId w:val="1001"/>
+        </w:numPr>
+      </w:pPr>
+      <w:r>
+        <w:rPr>
+          <w:b/>
+          <w:bCs/>
+        </w:rPr>
+        <w:t xml:space="preserve">Qualify</w:t>
+      </w:r>
+      <w:r>
+        <w:rPr>
+          <w:b/>
+          <w:bCs/>
+        </w:rPr>
+        <w:t xml:space="preserve"> </w:t>
+      </w:r>
+      <w:r>
+        <w:rPr>
+          <w:b/>
+          <w:bCs/>
+        </w:rPr>
+        <w:t xml:space="preserve">“mean”</w:t>
+      </w:r>
+      <w:r>
+        <w:rPr>
+          <w:b/>
+          <w:bCs/>
+        </w:rPr>
+        <w:t xml:space="preserve">,</w:t>
+      </w:r>
+      <w:r>
+        <w:rPr>
+          <w:b/>
+          <w:bCs/>
+        </w:rPr>
+        <w:t xml:space="preserve"> </w:t>
+      </w:r>
+      <w:r>
+        <w:rPr>
+          <w:b/>
+          <w:bCs/>
+        </w:rPr>
+        <w:t xml:space="preserve">“average”</w:t>
+      </w:r>
+      <w:r>
+        <w:rPr>
+          <w:b/>
+          <w:bCs/>
+        </w:rPr>
+        <w:t xml:space="preserve"> </w:t>
+      </w:r>
+      <w:r>
+        <w:rPr>
+          <w:b/>
+          <w:bCs/>
+        </w:rPr>
+        <w:t xml:space="preserve">and their shorthands as population or sample:</w:t>
+      </w:r>
+      <w:r>
+        <w:t xml:space="preserve"> </w:t>
+      </w:r>
+      <w:r>
+        <w:t xml:space="preserve">A bare</w:t>
+      </w:r>
+      <w:r>
+        <w:t xml:space="preserve"> </w:t>
+      </w:r>
+      <w:r>
+        <w:t xml:space="preserve">“mean”</w:t>
+      </w:r>
+      <w:r>
+        <w:t xml:space="preserve"> </w:t>
+      </w:r>
+      <w:r>
+        <w:t xml:space="preserve">or</w:t>
+      </w:r>
+      <w:r>
+        <w:t xml:space="preserve"> </w:t>
+      </w:r>
+      <w:r>
+        <w:t xml:space="preserve">“average”</w:t>
+      </w:r>
+      <w:r>
+        <w:t xml:space="preserve"> </w:t>
+      </w:r>
+      <w:r>
+        <w:t xml:space="preserve">does not say whether it is a quantity of the population</w:t>
+      </w:r>
+      <w:r>
+        <w:t xml:space="preserve"> </w:t>
+      </w:r>
+      <w:r>
+        <w:t xml:space="preserve">or a value computed from one sample.</w:t>
+      </w:r>
+      <w:r>
+        <w:t xml:space="preserve"> </w:t>
+      </w:r>
+      <w:r>
+        <w:t xml:space="preserve">Write</w:t>
+      </w:r>
+      <w:r>
+        <w:t xml:space="preserve"> </w:t>
+      </w:r>
+      <w:r>
+        <w:t xml:space="preserve">“population mean”</w:t>
+      </w:r>
+      <w:r>
+        <w:t xml:space="preserve"> </w:t>
+      </w:r>
+      <w:r>
+        <w:t xml:space="preserve">for the expected value of a distribution,</w:t>
+      </w:r>
+      <w:r>
+        <w:t xml:space="preserve"> </w:t>
+      </w:r>
+      <w:r>
+        <w:t xml:space="preserve">and</w:t>
+      </w:r>
+      <w:r>
+        <w:t xml:space="preserve"> </w:t>
+      </w:r>
+      <w:r>
+        <w:t xml:space="preserve">“sample mean”</w:t>
+      </w:r>
+      <w:r>
+        <w:t xml:space="preserve"> </w:t>
+      </w:r>
+      <w:r>
+        <w:t xml:space="preserve">for the average of the observed values;</w:t>
+      </w:r>
+      <w:r>
+        <w:t xml:space="preserve"> </w:t>
+      </w:r>
+      <w:r>
+        <w:t xml:space="preserve">write</w:t>
+      </w:r>
+      <w:r>
+        <w:t xml:space="preserve"> </w:t>
+      </w:r>
+      <w:r>
+        <w:t xml:space="preserve">“population average”</w:t>
+      </w:r>
+      <w:r>
+        <w:t xml:space="preserve"> </w:t>
+      </w:r>
+      <w:r>
+        <w:t xml:space="preserve">and</w:t>
+      </w:r>
+      <w:r>
+        <w:t xml:space="preserve"> </w:t>
+      </w:r>
+      <w:r>
+        <w:t xml:space="preserve">“sample average”</w:t>
+      </w:r>
+      <w:r>
+        <w:t xml:space="preserve"> </w:t>
+      </w:r>
+      <w:r>
+        <w:t xml:space="preserve">in the same way.</w:t>
+      </w:r>
+      <w:r>
+        <w:t xml:space="preserve"> </w:t>
+      </w:r>
+      <w:r>
+        <w:t xml:space="preserve">Prefer</w:t>
+      </w:r>
+      <w:r>
+        <w:t xml:space="preserve"> </w:t>
+      </w:r>
+      <w:r>
+        <w:t xml:space="preserve">“mean”</w:t>
+      </w:r>
+      <w:r>
+        <w:t xml:space="preserve"> </w:t>
+      </w:r>
+      <w:r>
+        <w:t xml:space="preserve">with the qualifier to</w:t>
+      </w:r>
+      <w:r>
+        <w:t xml:space="preserve"> </w:t>
+      </w:r>
+      <w:r>
+        <w:t xml:space="preserve">“average”</w:t>
+      </w:r>
+      <w:r>
+        <w:t xml:space="preserve">.</w:t>
+      </w:r>
+      <w:r>
+        <w:t xml:space="preserve"> </w:t>
+      </w:r>
+      <w:r>
+        <w:t xml:space="preserve">The same holds for shorthands:</w:t>
+      </w:r>
+      <w:r>
+        <w:t xml:space="preserve"> </w:t>
+      </w:r>
+      <w:r>
+        <w:t xml:space="preserve">write pMSE and sMSE, pRMSE and sRMSE, and pMAE and sMAE,</w:t>
+      </w:r>
+      <w:r>
+        <w:t xml:space="preserve"> </w:t>
+      </w:r>
+      <w:r>
+        <w:t xml:space="preserve">with a leading p for the population version and s for the sample version,</w:t>
+      </w:r>
+      <w:r>
+        <w:t xml:space="preserve"> </w:t>
+      </w:r>
+      <w:r>
+        <w:t xml:space="preserve">and never a bare MSE, RMSE or MAE.</w:t>
+      </w:r>
+      <w:r>
+        <w:t xml:space="preserve"> </w:t>
+      </w:r>
+      <w:r>
+        <w:t xml:space="preserve">Spelled out, the same words apply:</w:t>
+      </w:r>
+      <w:r>
+        <w:t xml:space="preserve"> </w:t>
+      </w:r>
+      <w:r>
+        <w:t xml:space="preserve">“population mean squared error”</w:t>
+      </w:r>
+      <w:r>
+        <w:t xml:space="preserve">,</w:t>
+      </w:r>
+      <w:r>
+        <w:t xml:space="preserve"> </w:t>
+      </w:r>
+      <w:r>
+        <w:t xml:space="preserve">“sample root mean squared error”</w:t>
+      </w:r>
+      <w:r>
+        <w:t xml:space="preserve">,</w:t>
+      </w:r>
+      <w:r>
+        <w:t xml:space="preserve"> </w:t>
+      </w:r>
+      <w:r>
+        <w:t xml:space="preserve">“population mean absolute error”</w:t>
+      </w:r>
+      <w:r>
+        <w:t xml:space="preserve">.</w:t>
+      </w:r>
+      <w:r>
+        <w:t xml:space="preserve"> </w:t>
+      </w:r>
+      <w:r>
+        <w:t xml:space="preserve">Define each shorthand once, at first use, as</w:t>
+      </w:r>
+      <w:r>
+        <w:t xml:space="preserve"> </w:t>
+      </w:r>
+      <w:r>
+        <w:t xml:space="preserve">“population mean squared error (pMSE)”</w:t>
+      </w:r>
+      <w:r>
+        <w:t xml:space="preserve">.</w:t>
+      </w:r>
+      <w:r>
+        <w:t xml:space="preserve"> </w:t>
+      </w:r>
+      <w:r>
+        <w:t xml:space="preserve">A term that already says which, such as</w:t>
+      </w:r>
+      <w:r>
+        <w:t xml:space="preserve"> </w:t>
+      </w:r>
+      <w:r>
+        <w:t xml:space="preserve">“mean function”</w:t>
+      </w:r>
+      <w:r>
+        <w:t xml:space="preserve"> </w:t>
+      </w:r>
+      <w:r>
+        <w:t xml:space="preserve">or</w:t>
+      </w:r>
+      <w:r>
+        <w:t xml:space="preserve"> </w:t>
+      </w:r>
+      <w:r>
+        <w:t xml:space="preserve">“running mean”</w:t>
+      </w:r>
+      <w:r>
+        <w:t xml:space="preserve">, needs no extra word,</w:t>
+      </w:r>
+      <w:r>
+        <w:t xml:space="preserve"> </w:t>
+      </w:r>
+      <w:r>
+        <w:t xml:space="preserve">and neither does expected value notation such as</w:t>
+      </w:r>
+      <w:r>
+        <w:t xml:space="preserve"> </w:t>
+      </w:r>
+      <m:oMath>
+        <m:r>
+          <m:rPr>
+            <m:sty m:val="p"/>
+          </m:rPr>
+          <m:t>E</m:t>
+        </m:r>
+        <m:r>
+          <m:t>​</m:t>
+        </m:r>
+        <m:d>
+          <m:dPr>
+            <m:begChr m:val="["/>
+            <m:sepChr m:val=""/>
+            <m:endChr m:val="]"/>
+            <m:grow/>
+          </m:dPr>
+          <m:e>
+            <m:r>
+              <m:t>Y</m:t>
+            </m:r>
+          </m:e>
+        </m:d>
+        <m:r>
+          <m:t>​</m:t>
+        </m:r>
+      </m:oMath>
+      <w:r>
+        <w:t xml:space="preserve">.</w:t>
+      </w:r>
+      <w:r>
+        <w:t xml:space="preserve"> </w:t>
+      </w:r>
+      <w:r>
+        <w:t xml:space="preserve">For example, write</w:t>
+      </w:r>
+      <w:r>
+        <w:t xml:space="preserve"> </w:t>
+      </w:r>
+      <w:r>
+        <w:t xml:space="preserve">“the sample mean of the training outcomes estimates the population mean of the outcome”</w:t>
+      </w:r>
+      <w:r>
+        <w:t xml:space="preserve">,</w:t>
+      </w:r>
+      <w:r>
+        <w:t xml:space="preserve"> </w:t>
+      </w:r>
+      <w:r>
+        <w:t xml:space="preserve">not</w:t>
+      </w:r>
+      <w:r>
+        <w:t xml:space="preserve"> </w:t>
+      </w:r>
+      <w:r>
+        <w:t xml:space="preserve">“the mean estimates the mean”</w:t>
+      </w:r>
+      <w:r>
+        <w:t xml:space="preserve">.</w:t>
+      </w:r>
+      <w:r>
+        <w:t xml:space="preserve"> </w:t>
+      </w:r>
+      <w:r>
+        <w:t xml:space="preserve">Drop the qualifier only when it is completely clear from context,</w:t>
+      </w:r>
+      <w:r>
+        <w:t xml:space="preserve"> </w:t>
+      </w:r>
+      <w:r>
+        <w:t xml:space="preserve">such as inside a definition that has just said which one it concerns.</w:t>
+      </w:r>
+      <w:r>
+        <w:t xml:space="preserve"> </w:t>
+      </w:r>
+      <w:r>
+        <w:t xml:space="preserve">When in doubt, keep it.</w:t>
       </w:r>
     </w:p>
     <w:bookmarkEnd w:id="17"/>
